--- a/plugins/blogger-ads-skill/skills/blogger-ads-skill/assets/templates/creative.docx
+++ b/plugins/blogger-ads-skill/skills/blogger-ads-skill/assets/templates/creative.docx
@@ -97,7 +97,7 @@
           <w:sz w:val="22"/>
           <w:szCs w:val="22"/>
         </w:rPr>
-        <w:t>1. Текст поста (дословно)</w:t>
+        <w:t>1. Согласованный текст (без ERID)</w:t>
       </w:r>
     </w:p>
     <w:p>
@@ -735,7 +735,7 @@
           <w:sz w:val="22"/>
           <w:szCs w:val="22"/>
         </w:rPr>
-        <w:t>3. Изменение текста поста и адресов ссылок при маркировке без повторного согласования Сторон не допускается (п. 2.2 Договора).</w:t>
+        <w:t>3. Текст, ссылки и медиа согласуются без конкретного идентификатора erid. Его добавление в согласованное место при подготовке публикации не требует повторного согласования, если текст и медиа не изменяются, а в ссылках меняется только параметр erid. Иные изменения согласуются Сторонами (п. 2.2 Договора).</w:t>
       </w:r>
     </w:p>
     <w:p>

--- a/plugins/blogger-ads-skill/skills/blogger-ads-skill/assets/templates/creative.docx
+++ b/plugins/blogger-ads-skill/skills/blogger-ads-skill/assets/templates/creative.docx
@@ -717,25 +717,6 @@
           <w:szCs w:val="22"/>
         </w:rPr>
         <w:t/>
-      </w:r>
-    </w:p>
-    <w:p>
-      <w:pPr>
-        <w:jc w:val="both"/>
-        <w:rPr>
-          <w:rFonts w:ascii="Montserrat" w:hAnsi="Montserrat"/>
-          <w:sz w:val="22"/>
-          <w:szCs w:val="22"/>
-        </w:rPr>
-        <w:keepNext/>
-      </w:pPr>
-      <w:r>
-        <w:rPr>
-          <w:rFonts w:ascii="Montserrat" w:hAnsi="Montserrat" w:cs="Times New Roman"/>
-          <w:sz w:val="22"/>
-          <w:szCs w:val="22"/>
-        </w:rPr>
-        <w:t>3. Текст, ссылки и медиа согласуются без конкретного идентификатора erid. Его добавление в согласованное место при подготовке публикации не требует повторного согласования, если текст и медиа не изменяются, а в ссылках меняется только параметр erid. Иные изменения согласуются Сторонами (п. 2.2 Договора).</w:t>
       </w:r>
     </w:p>
     <w:p>

--- a/plugins/blogger-ads-skill/skills/blogger-ads-skill/assets/templates/creative.docx
+++ b/plugins/blogger-ads-skill/skills/blogger-ads-skill/assets/templates/creative.docx
@@ -97,7 +97,7 @@
           <w:sz w:val="22"/>
           <w:szCs w:val="22"/>
         </w:rPr>
-        <w:t>1. Согласованный текст (без ERID)</w:t>
+        <w:t>1. Согласованный текст</w:t>
       </w:r>
     </w:p>
     <w:p>
